--- a/movie_recsys_project_brief.docx
+++ b/movie_recsys_project_brief.docx
@@ -12,10 +12,26 @@
           <w:b/>
           <w:bCs/>
           <w:color w:val="17202B"/>
-          <w:sz w:val="44"/>
-          <w:szCs w:val="44"/>
+          <w:sz w:val="40"/>
+          <w:szCs w:val="40"/>
         </w:rPr>
-        <w:t xml:space="preserve">Hệ thống gợi ý phim bằng phân cụm khẩu vị người dùng</w:t>
+        <w:t xml:space="preserve">Hệ thống gợi ý phim dựa trên phân cụm người dùng theo sở thích thể loại</w:t>
+      </w:r>
+    </w:p>
+    <w:p>
+      <w:pPr>
+        <w:spacing w:after="100"/>
+      </w:pPr>
+      <w:r>
+        <w:rPr>
+          <w:rFonts w:ascii="Arial" w:cs="Arial" w:eastAsia="Arial" w:hAnsi="Arial"/>
+          <w:i/>
+          <w:iCs/>
+          <w:color w:val="245B8F"/>
+          <w:sz w:val="21"/>
+          <w:szCs w:val="21"/>
+        </w:rPr>
+        <w:t xml:space="preserve">Cluster-Based Movie Recommendation System (K-Means on User Genre Preferences)</w:t>
       </w:r>
     </w:p>
     <w:p>
@@ -66,7 +82,7 @@
           <w:sz w:val="21"/>
           <w:szCs w:val="21"/>
         </w:rPr>
-        <w:t xml:space="preserve">những người có khẩu vị thể loại giống nhau thường thích những phim giống nhau</w:t>
+        <w:t xml:space="preserve">những người có sở thích thể loại giống nhau thường thích những phim giống nhau</w:t>
       </w:r>
       <w:r>
         <w:rPr>
@@ -75,7 +91,7 @@
           <w:sz w:val="21"/>
           <w:szCs w:val="21"/>
         </w:rPr>
-        <w:t xml:space="preserve">. Vì vậy ta gom người dùng thành các nhóm khẩu vị bằng K-Means, rồi gợi ý cho mỗi người những phim được nhóm của họ đánh giá cao mà họ chưa xem.</w:t>
+        <w:t xml:space="preserve">. Vì vậy ta gom người dùng thành các nhóm sở thích bằng K-Means, rồi gợi ý cho mỗi người những phim được nhóm của họ đánh giá cao mà họ chưa xem.</w:t>
       </w:r>
     </w:p>
     <w:p>
@@ -117,7 +133,7 @@
           <w:sz w:val="21"/>
           <w:szCs w:val="21"/>
         </w:rPr>
-        <w:t xml:space="preserve">Biểu diễn khẩu vị của mỗi người dùng thành một vector thể loại đã loại bỏ thói quen chấm điểm cao hay thấp.</w:t>
+        <w:t xml:space="preserve">Biểu diễn sở thích của mỗi người dùng thành một vector thể loại đã loại bỏ thói quen chấm điểm cao hay thấp.</w:t>
       </w:r>
     </w:p>
     <w:p>
@@ -2493,7 +2509,7 @@
                 <w:sz w:val="19"/>
                 <w:szCs w:val="19"/>
               </w:rPr>
-              <w:t xml:space="preserve">Biến lịch sử rating của mỗi người thành một "hồ sơ khẩu vị" 19 chiều. Đây là đặc trưng duy nhất đưa vào K-Means.</w:t>
+              <w:t xml:space="preserve">Biến lịch sử rating của mỗi người thành một "hồ sơ sở thích" 19 chiều. Đây là đặc trưng duy nhất đưa vào K-Means.</w:t>
             </w:r>
           </w:p>
         </w:tc>
@@ -3635,11 +3651,22 @@
       <w:r>
         <w:rPr>
           <w:rFonts w:ascii="Arial" w:cs="Arial" w:eastAsia="Arial" w:hAnsi="Arial"/>
+          <w:b/>
+          <w:bCs/>
           <w:color w:val="17202B"/>
           <w:sz w:val="21"/>
           <w:szCs w:val="21"/>
         </w:rPr>
-        <w:t xml:space="preserve">Điểm trung bình của X là (5 + 4 + 2 + 3) / 4 = </w:t>
+        <w:t xml:space="preserve">Bước 1.</w:t>
+      </w:r>
+      <w:r>
+        <w:rPr>
+          <w:rFonts w:ascii="Arial" w:cs="Arial" w:eastAsia="Arial" w:hAnsi="Arial"/>
+          <w:color w:val="17202B"/>
+          <w:sz w:val="21"/>
+          <w:szCs w:val="21"/>
+        </w:rPr>
+        <w:t xml:space="preserve"> Tính điểm trung bình của X: (5 + 4 + 2 + 3) / 4 = </w:t>
       </w:r>
       <w:r>
         <w:rPr>
@@ -3659,7 +3686,33 @@
           <w:sz w:val="21"/>
           <w:szCs w:val="21"/>
         </w:rPr>
-        <w:t xml:space="preserve">. Với mỗi thể loại, lấy điểm trung bình các phim thuộc thể loại đó rồi trừ 3.5:</w:t>
+        <w:t xml:space="preserve">. Đây là mức chấm "bình thường" của X, dùng làm mốc so sánh.</w:t>
+      </w:r>
+    </w:p>
+    <w:p>
+      <w:pPr>
+        <w:keepNext/>
+        <w:spacing w:after="100" w:line="300"/>
+      </w:pPr>
+      <w:r>
+        <w:rPr>
+          <w:rFonts w:ascii="Arial" w:cs="Arial" w:eastAsia="Arial" w:hAnsi="Arial"/>
+          <w:b/>
+          <w:bCs/>
+          <w:color w:val="17202B"/>
+          <w:sz w:val="21"/>
+          <w:szCs w:val="21"/>
+        </w:rPr>
+        <w:t xml:space="preserve">Bước 2 và 3.</w:t>
+      </w:r>
+      <w:r>
+        <w:rPr>
+          <w:rFonts w:ascii="Arial" w:cs="Arial" w:eastAsia="Arial" w:hAnsi="Arial"/>
+          <w:color w:val="17202B"/>
+          <w:sz w:val="21"/>
+          <w:szCs w:val="21"/>
+        </w:rPr>
+        <w:t xml:space="preserve"> Với từng thể loại: lấy các phim X đã chấm thuộc thể loại đó, tính trung bình, rồi trừ đi mốc 3.5. Mỗi hàng của bảng dưới là một thể loại:</w:t>
       </w:r>
     </w:p>
     <w:tbl>
@@ -3675,10 +3728,10 @@
         </w:tblBorders>
       </w:tblPr>
       <w:tblGrid>
+        <w:gridCol w:w="2000"/>
         <w:gridCol w:w="2900"/>
-        <w:gridCol w:w="3138"/>
-        <w:gridCol w:w="1800"/>
-        <w:gridCol w:w="1800"/>
+        <w:gridCol w:w="1900"/>
+        <w:gridCol w:w="2838"/>
       </w:tblGrid>
       <w:tr>
         <w:trPr>
@@ -3687,7 +3740,7 @@
         </w:trPr>
         <w:tc>
           <w:tcPr>
-            <w:tcW w:type="dxa" w:w="2900"/>
+            <w:tcW w:type="dxa" w:w="2000"/>
             <w:tcBorders>
               <w:top w:val="single" w:color="DDE2E9" w:sz="4"/>
               <w:left w:val="single" w:color="DDE2E9" w:sz="4"/>
@@ -3724,7 +3777,7 @@
         </w:tc>
         <w:tc>
           <w:tcPr>
-            <w:tcW w:type="dxa" w:w="3138"/>
+            <w:tcW w:type="dxa" w:w="2900"/>
             <w:tcBorders>
               <w:top w:val="single" w:color="DDE2E9" w:sz="4"/>
               <w:left w:val="single" w:color="DDE2E9" w:sz="4"/>
@@ -3755,13 +3808,13 @@
                 <w:sz w:val="18"/>
                 <w:szCs w:val="18"/>
               </w:rPr>
-              <w:t xml:space="preserve">Các phim X đã chấm</w:t>
-            </w:r>
-          </w:p>
-        </w:tc>
-        <w:tc>
-          <w:tcPr>
-            <w:tcW w:type="dxa" w:w="1800"/>
+              <w:t xml:space="preserve">Phim X đã chấm thuộc thể loại này</w:t>
+            </w:r>
+          </w:p>
+        </w:tc>
+        <w:tc>
+          <w:tcPr>
+            <w:tcW w:type="dxa" w:w="1900"/>
             <w:tcBorders>
               <w:top w:val="single" w:color="DDE2E9" w:sz="4"/>
               <w:left w:val="single" w:color="DDE2E9" w:sz="4"/>
@@ -3798,7 +3851,7 @@
         </w:tc>
         <w:tc>
           <w:tcPr>
-            <w:tcW w:type="dxa" w:w="1800"/>
+            <w:tcW w:type="dxa" w:w="2838"/>
             <w:tcBorders>
               <w:top w:val="single" w:color="DDE2E9" w:sz="4"/>
               <w:left w:val="single" w:color="DDE2E9" w:sz="4"/>
@@ -3829,7 +3882,7 @@
                 <w:sz w:val="18"/>
                 <w:szCs w:val="18"/>
               </w:rPr>
-              <w:t xml:space="preserve">Centered (trừ 3.5)</w:t>
+              <w:t xml:space="preserve">Centered = trung bình thể loại − 3.5</w:t>
             </w:r>
           </w:p>
         </w:tc>
@@ -3840,6 +3893,42 @@
         </w:trPr>
         <w:tc>
           <w:tcPr>
+            <w:tcW w:type="dxa" w:w="2000"/>
+            <w:tcBorders>
+              <w:top w:val="single" w:color="DDE2E9" w:sz="4"/>
+              <w:left w:val="single" w:color="DDE2E9" w:sz="4"/>
+              <w:bottom w:val="single" w:color="DDE2E9" w:sz="4"/>
+              <w:right w:val="single" w:color="DDE2E9" w:sz="4"/>
+            </w:tcBorders>
+            <w:tcMar>
+              <w:top w:type="dxa" w:w="60"/>
+              <w:left w:type="dxa" w:w="100"/>
+              <w:bottom w:type="dxa" w:w="60"/>
+              <w:right w:type="dxa" w:w="100"/>
+            </w:tcMar>
+            <w:vAlign w:val="top"/>
+          </w:tcPr>
+          <w:p>
+            <w:pPr>
+              <w:keepNext/>
+              <w:spacing w:after="20" w:line="260"/>
+              <w:jc w:val="left"/>
+            </w:pPr>
+            <w:r>
+              <w:rPr>
+                <w:rFonts w:ascii="Arial" w:cs="Arial" w:eastAsia="Arial" w:hAnsi="Arial"/>
+                <w:b w:val="false"/>
+                <w:bCs w:val="false"/>
+                <w:color w:val="17202B"/>
+                <w:sz w:val="18"/>
+                <w:szCs w:val="18"/>
+              </w:rPr>
+              <w:t xml:space="preserve">Adventure</w:t>
+            </w:r>
+          </w:p>
+        </w:tc>
+        <w:tc>
+          <w:tcPr>
             <w:tcW w:type="dxa" w:w="2900"/>
             <w:tcBorders>
               <w:top w:val="single" w:color="DDE2E9" w:sz="4"/>
@@ -3870,13 +3959,13 @@
                 <w:sz w:val="18"/>
                 <w:szCs w:val="18"/>
               </w:rPr>
-              <w:t xml:space="preserve">Adventure, Animation, Children, Fantasy</w:t>
-            </w:r>
-          </w:p>
-        </w:tc>
-        <w:tc>
-          <w:tcPr>
-            <w:tcW w:type="dxa" w:w="3138"/>
+              <w:t xml:space="preserve">Toy Story (5)</w:t>
+            </w:r>
+          </w:p>
+        </w:tc>
+        <w:tc>
+          <w:tcPr>
+            <w:tcW w:type="dxa" w:w="1900"/>
             <w:tcBorders>
               <w:top w:val="single" w:color="DDE2E9" w:sz="4"/>
               <w:left w:val="single" w:color="DDE2E9" w:sz="4"/>
@@ -3895,24 +3984,24 @@
             <w:pPr>
               <w:keepNext/>
               <w:spacing w:after="20" w:line="260"/>
-              <w:jc w:val="left"/>
-            </w:pPr>
-            <w:r>
-              <w:rPr>
-                <w:rFonts w:ascii="Arial" w:cs="Arial" w:eastAsia="Arial" w:hAnsi="Arial"/>
-                <w:b w:val="false"/>
-                <w:bCs w:val="false"/>
-                <w:color w:val="17202B"/>
-                <w:sz w:val="18"/>
-                <w:szCs w:val="18"/>
-              </w:rPr>
-              <w:t xml:space="preserve">Toy Story (5)</w:t>
-            </w:r>
-          </w:p>
-        </w:tc>
-        <w:tc>
-          <w:tcPr>
-            <w:tcW w:type="dxa" w:w="1800"/>
+              <w:jc w:val="right"/>
+            </w:pPr>
+            <w:r>
+              <w:rPr>
+                <w:rFonts w:ascii="Arial" w:cs="Arial" w:eastAsia="Arial" w:hAnsi="Arial"/>
+                <w:b w:val="false"/>
+                <w:bCs w:val="false"/>
+                <w:color w:val="17202B"/>
+                <w:sz w:val="18"/>
+                <w:szCs w:val="18"/>
+              </w:rPr>
+              <w:t xml:space="preserve">5.0</w:t>
+            </w:r>
+          </w:p>
+        </w:tc>
+        <w:tc>
+          <w:tcPr>
+            <w:tcW w:type="dxa" w:w="2838"/>
             <w:tcBorders>
               <w:top w:val="single" w:color="DDE2E9" w:sz="4"/>
               <w:left w:val="single" w:color="DDE2E9" w:sz="4"/>
@@ -3942,38 +4031,13 @@
                 <w:sz w:val="18"/>
                 <w:szCs w:val="18"/>
               </w:rPr>
-              <w:t xml:space="preserve">5.0</w:t>
-            </w:r>
-          </w:p>
-        </w:tc>
-        <w:tc>
-          <w:tcPr>
-            <w:tcW w:type="dxa" w:w="1800"/>
-            <w:tcBorders>
-              <w:top w:val="single" w:color="DDE2E9" w:sz="4"/>
-              <w:left w:val="single" w:color="DDE2E9" w:sz="4"/>
-              <w:bottom w:val="single" w:color="DDE2E9" w:sz="4"/>
-              <w:right w:val="single" w:color="DDE2E9" w:sz="4"/>
-            </w:tcBorders>
-            <w:tcMar>
-              <w:top w:type="dxa" w:w="60"/>
-              <w:left w:type="dxa" w:w="100"/>
-              <w:bottom w:type="dxa" w:w="60"/>
-              <w:right w:type="dxa" w:w="100"/>
-            </w:tcMar>
-            <w:vAlign w:val="top"/>
-          </w:tcPr>
-          <w:p>
-            <w:pPr>
-              <w:keepNext/>
-              <w:spacing w:after="20" w:line="260"/>
-              <w:jc w:val="right"/>
-            </w:pPr>
-            <w:r>
-              <w:rPr>
-                <w:rFonts w:ascii="Arial" w:cs="Arial" w:eastAsia="Arial" w:hAnsi="Arial"/>
-                <w:b w:val="false"/>
-                <w:bCs w:val="false"/>
+              <w:t xml:space="preserve">5.0 − 3.5 = </w:t>
+            </w:r>
+            <w:r>
+              <w:rPr>
+                <w:rFonts w:ascii="Arial" w:cs="Arial" w:eastAsia="Arial" w:hAnsi="Arial"/>
+                <w:b/>
+                <w:bCs/>
                 <w:color w:val="17202B"/>
                 <w:sz w:val="18"/>
                 <w:szCs w:val="18"/>
@@ -3989,6 +4053,42 @@
         </w:trPr>
         <w:tc>
           <w:tcPr>
+            <w:tcW w:type="dxa" w:w="2000"/>
+            <w:tcBorders>
+              <w:top w:val="single" w:color="DDE2E9" w:sz="4"/>
+              <w:left w:val="single" w:color="DDE2E9" w:sz="4"/>
+              <w:bottom w:val="single" w:color="DDE2E9" w:sz="4"/>
+              <w:right w:val="single" w:color="DDE2E9" w:sz="4"/>
+            </w:tcBorders>
+            <w:tcMar>
+              <w:top w:type="dxa" w:w="60"/>
+              <w:left w:type="dxa" w:w="100"/>
+              <w:bottom w:type="dxa" w:w="60"/>
+              <w:right w:type="dxa" w:w="100"/>
+            </w:tcMar>
+            <w:vAlign w:val="top"/>
+          </w:tcPr>
+          <w:p>
+            <w:pPr>
+              <w:keepNext/>
+              <w:spacing w:after="20" w:line="260"/>
+              <w:jc w:val="left"/>
+            </w:pPr>
+            <w:r>
+              <w:rPr>
+                <w:rFonts w:ascii="Arial" w:cs="Arial" w:eastAsia="Arial" w:hAnsi="Arial"/>
+                <w:b w:val="false"/>
+                <w:bCs w:val="false"/>
+                <w:color w:val="17202B"/>
+                <w:sz w:val="18"/>
+                <w:szCs w:val="18"/>
+              </w:rPr>
+              <w:t xml:space="preserve">Animation</w:t>
+            </w:r>
+          </w:p>
+        </w:tc>
+        <w:tc>
+          <w:tcPr>
             <w:tcW w:type="dxa" w:w="2900"/>
             <w:tcBorders>
               <w:top w:val="single" w:color="DDE2E9" w:sz="4"/>
@@ -4019,13 +4119,13 @@
                 <w:sz w:val="18"/>
                 <w:szCs w:val="18"/>
               </w:rPr>
-              <w:t xml:space="preserve">Comedy</w:t>
-            </w:r>
-          </w:p>
-        </w:tc>
-        <w:tc>
-          <w:tcPr>
-            <w:tcW w:type="dxa" w:w="3138"/>
+              <w:t xml:space="preserve">Toy Story (5)</w:t>
+            </w:r>
+          </w:p>
+        </w:tc>
+        <w:tc>
+          <w:tcPr>
+            <w:tcW w:type="dxa" w:w="1900"/>
             <w:tcBorders>
               <w:top w:val="single" w:color="DDE2E9" w:sz="4"/>
               <w:left w:val="single" w:color="DDE2E9" w:sz="4"/>
@@ -4044,24 +4144,24 @@
             <w:pPr>
               <w:keepNext/>
               <w:spacing w:after="20" w:line="260"/>
-              <w:jc w:val="left"/>
-            </w:pPr>
-            <w:r>
-              <w:rPr>
-                <w:rFonts w:ascii="Arial" w:cs="Arial" w:eastAsia="Arial" w:hAnsi="Arial"/>
-                <w:b w:val="false"/>
-                <w:bCs w:val="false"/>
-                <w:color w:val="17202B"/>
-                <w:sz w:val="18"/>
-                <w:szCs w:val="18"/>
-              </w:rPr>
-              <w:t xml:space="preserve">Toy Story (5), Grumpier Old Men (4)</w:t>
-            </w:r>
-          </w:p>
-        </w:tc>
-        <w:tc>
-          <w:tcPr>
-            <w:tcW w:type="dxa" w:w="1800"/>
+              <w:jc w:val="right"/>
+            </w:pPr>
+            <w:r>
+              <w:rPr>
+                <w:rFonts w:ascii="Arial" w:cs="Arial" w:eastAsia="Arial" w:hAnsi="Arial"/>
+                <w:b w:val="false"/>
+                <w:bCs w:val="false"/>
+                <w:color w:val="17202B"/>
+                <w:sz w:val="18"/>
+                <w:szCs w:val="18"/>
+              </w:rPr>
+              <w:t xml:space="preserve">5.0</w:t>
+            </w:r>
+          </w:p>
+        </w:tc>
+        <w:tc>
+          <w:tcPr>
+            <w:tcW w:type="dxa" w:w="2838"/>
             <w:tcBorders>
               <w:top w:val="single" w:color="DDE2E9" w:sz="4"/>
               <w:left w:val="single" w:color="DDE2E9" w:sz="4"/>
@@ -4091,43 +4191,18 @@
                 <w:sz w:val="18"/>
                 <w:szCs w:val="18"/>
               </w:rPr>
-              <w:t xml:space="preserve">4.5</w:t>
-            </w:r>
-          </w:p>
-        </w:tc>
-        <w:tc>
-          <w:tcPr>
-            <w:tcW w:type="dxa" w:w="1800"/>
-            <w:tcBorders>
-              <w:top w:val="single" w:color="DDE2E9" w:sz="4"/>
-              <w:left w:val="single" w:color="DDE2E9" w:sz="4"/>
-              <w:bottom w:val="single" w:color="DDE2E9" w:sz="4"/>
-              <w:right w:val="single" w:color="DDE2E9" w:sz="4"/>
-            </w:tcBorders>
-            <w:tcMar>
-              <w:top w:type="dxa" w:w="60"/>
-              <w:left w:type="dxa" w:w="100"/>
-              <w:bottom w:type="dxa" w:w="60"/>
-              <w:right w:type="dxa" w:w="100"/>
-            </w:tcMar>
-            <w:vAlign w:val="top"/>
-          </w:tcPr>
-          <w:p>
-            <w:pPr>
-              <w:keepNext/>
-              <w:spacing w:after="20" w:line="260"/>
-              <w:jc w:val="right"/>
-            </w:pPr>
-            <w:r>
-              <w:rPr>
-                <w:rFonts w:ascii="Arial" w:cs="Arial" w:eastAsia="Arial" w:hAnsi="Arial"/>
-                <w:b w:val="false"/>
-                <w:bCs w:val="false"/>
-                <w:color w:val="17202B"/>
-                <w:sz w:val="18"/>
-                <w:szCs w:val="18"/>
-              </w:rPr>
-              <w:t xml:space="preserve">+1.0</w:t>
+              <w:t xml:space="preserve">5.0 − 3.5 = </w:t>
+            </w:r>
+            <w:r>
+              <w:rPr>
+                <w:rFonts w:ascii="Arial" w:cs="Arial" w:eastAsia="Arial" w:hAnsi="Arial"/>
+                <w:b/>
+                <w:bCs/>
+                <w:color w:val="17202B"/>
+                <w:sz w:val="18"/>
+                <w:szCs w:val="18"/>
+              </w:rPr>
+              <w:t xml:space="preserve">+1.5</w:t>
             </w:r>
           </w:p>
         </w:tc>
@@ -4138,6 +4213,42 @@
         </w:trPr>
         <w:tc>
           <w:tcPr>
+            <w:tcW w:type="dxa" w:w="2000"/>
+            <w:tcBorders>
+              <w:top w:val="single" w:color="DDE2E9" w:sz="4"/>
+              <w:left w:val="single" w:color="DDE2E9" w:sz="4"/>
+              <w:bottom w:val="single" w:color="DDE2E9" w:sz="4"/>
+              <w:right w:val="single" w:color="DDE2E9" w:sz="4"/>
+            </w:tcBorders>
+            <w:tcMar>
+              <w:top w:type="dxa" w:w="60"/>
+              <w:left w:type="dxa" w:w="100"/>
+              <w:bottom w:type="dxa" w:w="60"/>
+              <w:right w:type="dxa" w:w="100"/>
+            </w:tcMar>
+            <w:vAlign w:val="top"/>
+          </w:tcPr>
+          <w:p>
+            <w:pPr>
+              <w:keepNext/>
+              <w:spacing w:after="20" w:line="260"/>
+              <w:jc w:val="left"/>
+            </w:pPr>
+            <w:r>
+              <w:rPr>
+                <w:rFonts w:ascii="Arial" w:cs="Arial" w:eastAsia="Arial" w:hAnsi="Arial"/>
+                <w:b w:val="false"/>
+                <w:bCs w:val="false"/>
+                <w:color w:val="17202B"/>
+                <w:sz w:val="18"/>
+                <w:szCs w:val="18"/>
+              </w:rPr>
+              <w:t xml:space="preserve">Children</w:t>
+            </w:r>
+          </w:p>
+        </w:tc>
+        <w:tc>
+          <w:tcPr>
             <w:tcW w:type="dxa" w:w="2900"/>
             <w:tcBorders>
               <w:top w:val="single" w:color="DDE2E9" w:sz="4"/>
@@ -4168,13 +4279,13 @@
                 <w:sz w:val="18"/>
                 <w:szCs w:val="18"/>
               </w:rPr>
-              <w:t xml:space="preserve">Romance</w:t>
-            </w:r>
-          </w:p>
-        </w:tc>
-        <w:tc>
-          <w:tcPr>
-            <w:tcW w:type="dxa" w:w="3138"/>
+              <w:t xml:space="preserve">Toy Story (5)</w:t>
+            </w:r>
+          </w:p>
+        </w:tc>
+        <w:tc>
+          <w:tcPr>
+            <w:tcW w:type="dxa" w:w="1900"/>
             <w:tcBorders>
               <w:top w:val="single" w:color="DDE2E9" w:sz="4"/>
               <w:left w:val="single" w:color="DDE2E9" w:sz="4"/>
@@ -4193,24 +4304,24 @@
             <w:pPr>
               <w:keepNext/>
               <w:spacing w:after="20" w:line="260"/>
-              <w:jc w:val="left"/>
-            </w:pPr>
-            <w:r>
-              <w:rPr>
-                <w:rFonts w:ascii="Arial" w:cs="Arial" w:eastAsia="Arial" w:hAnsi="Arial"/>
-                <w:b w:val="false"/>
-                <w:bCs w:val="false"/>
-                <w:color w:val="17202B"/>
-                <w:sz w:val="18"/>
-                <w:szCs w:val="18"/>
-              </w:rPr>
-              <w:t xml:space="preserve">Grumpier Old Men (4)</w:t>
-            </w:r>
-          </w:p>
-        </w:tc>
-        <w:tc>
-          <w:tcPr>
-            <w:tcW w:type="dxa" w:w="1800"/>
+              <w:jc w:val="right"/>
+            </w:pPr>
+            <w:r>
+              <w:rPr>
+                <w:rFonts w:ascii="Arial" w:cs="Arial" w:eastAsia="Arial" w:hAnsi="Arial"/>
+                <w:b w:val="false"/>
+                <w:bCs w:val="false"/>
+                <w:color w:val="17202B"/>
+                <w:sz w:val="18"/>
+                <w:szCs w:val="18"/>
+              </w:rPr>
+              <w:t xml:space="preserve">5.0</w:t>
+            </w:r>
+          </w:p>
+        </w:tc>
+        <w:tc>
+          <w:tcPr>
+            <w:tcW w:type="dxa" w:w="2838"/>
             <w:tcBorders>
               <w:top w:val="single" w:color="DDE2E9" w:sz="4"/>
               <w:left w:val="single" w:color="DDE2E9" w:sz="4"/>
@@ -4240,43 +4351,18 @@
                 <w:sz w:val="18"/>
                 <w:szCs w:val="18"/>
               </w:rPr>
-              <w:t xml:space="preserve">4.0</w:t>
-            </w:r>
-          </w:p>
-        </w:tc>
-        <w:tc>
-          <w:tcPr>
-            <w:tcW w:type="dxa" w:w="1800"/>
-            <w:tcBorders>
-              <w:top w:val="single" w:color="DDE2E9" w:sz="4"/>
-              <w:left w:val="single" w:color="DDE2E9" w:sz="4"/>
-              <w:bottom w:val="single" w:color="DDE2E9" w:sz="4"/>
-              <w:right w:val="single" w:color="DDE2E9" w:sz="4"/>
-            </w:tcBorders>
-            <w:tcMar>
-              <w:top w:type="dxa" w:w="60"/>
-              <w:left w:type="dxa" w:w="100"/>
-              <w:bottom w:type="dxa" w:w="60"/>
-              <w:right w:type="dxa" w:w="100"/>
-            </w:tcMar>
-            <w:vAlign w:val="top"/>
-          </w:tcPr>
-          <w:p>
-            <w:pPr>
-              <w:keepNext/>
-              <w:spacing w:after="20" w:line="260"/>
-              <w:jc w:val="right"/>
-            </w:pPr>
-            <w:r>
-              <w:rPr>
-                <w:rFonts w:ascii="Arial" w:cs="Arial" w:eastAsia="Arial" w:hAnsi="Arial"/>
-                <w:b w:val="false"/>
-                <w:bCs w:val="false"/>
-                <w:color w:val="17202B"/>
-                <w:sz w:val="18"/>
-                <w:szCs w:val="18"/>
-              </w:rPr>
-              <w:t xml:space="preserve">+0.5</w:t>
+              <w:t xml:space="preserve">5.0 − 3.5 = </w:t>
+            </w:r>
+            <w:r>
+              <w:rPr>
+                <w:rFonts w:ascii="Arial" w:cs="Arial" w:eastAsia="Arial" w:hAnsi="Arial"/>
+                <w:b/>
+                <w:bCs/>
+                <w:color w:val="17202B"/>
+                <w:sz w:val="18"/>
+                <w:szCs w:val="18"/>
+              </w:rPr>
+              <w:t xml:space="preserve">+1.5</w:t>
             </w:r>
           </w:p>
         </w:tc>
@@ -4287,6 +4373,42 @@
         </w:trPr>
         <w:tc>
           <w:tcPr>
+            <w:tcW w:type="dxa" w:w="2000"/>
+            <w:tcBorders>
+              <w:top w:val="single" w:color="DDE2E9" w:sz="4"/>
+              <w:left w:val="single" w:color="DDE2E9" w:sz="4"/>
+              <w:bottom w:val="single" w:color="DDE2E9" w:sz="4"/>
+              <w:right w:val="single" w:color="DDE2E9" w:sz="4"/>
+            </w:tcBorders>
+            <w:tcMar>
+              <w:top w:type="dxa" w:w="60"/>
+              <w:left w:type="dxa" w:w="100"/>
+              <w:bottom w:type="dxa" w:w="60"/>
+              <w:right w:type="dxa" w:w="100"/>
+            </w:tcMar>
+            <w:vAlign w:val="top"/>
+          </w:tcPr>
+          <w:p>
+            <w:pPr>
+              <w:keepNext/>
+              <w:spacing w:after="20" w:line="260"/>
+              <w:jc w:val="left"/>
+            </w:pPr>
+            <w:r>
+              <w:rPr>
+                <w:rFonts w:ascii="Arial" w:cs="Arial" w:eastAsia="Arial" w:hAnsi="Arial"/>
+                <w:b w:val="false"/>
+                <w:bCs w:val="false"/>
+                <w:color w:val="17202B"/>
+                <w:sz w:val="18"/>
+                <w:szCs w:val="18"/>
+              </w:rPr>
+              <w:t xml:space="preserve">Fantasy</w:t>
+            </w:r>
+          </w:p>
+        </w:tc>
+        <w:tc>
+          <w:tcPr>
             <w:tcW w:type="dxa" w:w="2900"/>
             <w:tcBorders>
               <w:top w:val="single" w:color="DDE2E9" w:sz="4"/>
@@ -4317,13 +4439,13 @@
                 <w:sz w:val="18"/>
                 <w:szCs w:val="18"/>
               </w:rPr>
-              <w:t xml:space="preserve">Action</w:t>
-            </w:r>
-          </w:p>
-        </w:tc>
-        <w:tc>
-          <w:tcPr>
-            <w:tcW w:type="dxa" w:w="3138"/>
+              <w:t xml:space="preserve">Toy Story (5)</w:t>
+            </w:r>
+          </w:p>
+        </w:tc>
+        <w:tc>
+          <w:tcPr>
+            <w:tcW w:type="dxa" w:w="1900"/>
             <w:tcBorders>
               <w:top w:val="single" w:color="DDE2E9" w:sz="4"/>
               <w:left w:val="single" w:color="DDE2E9" w:sz="4"/>
@@ -4342,24 +4464,24 @@
             <w:pPr>
               <w:keepNext/>
               <w:spacing w:after="20" w:line="260"/>
-              <w:jc w:val="left"/>
-            </w:pPr>
-            <w:r>
-              <w:rPr>
-                <w:rFonts w:ascii="Arial" w:cs="Arial" w:eastAsia="Arial" w:hAnsi="Arial"/>
-                <w:b w:val="false"/>
-                <w:bCs w:val="false"/>
-                <w:color w:val="17202B"/>
-                <w:sz w:val="18"/>
-                <w:szCs w:val="18"/>
-              </w:rPr>
-              <w:t xml:space="preserve">Heat (2), Sudden Death (3)</w:t>
-            </w:r>
-          </w:p>
-        </w:tc>
-        <w:tc>
-          <w:tcPr>
-            <w:tcW w:type="dxa" w:w="1800"/>
+              <w:jc w:val="right"/>
+            </w:pPr>
+            <w:r>
+              <w:rPr>
+                <w:rFonts w:ascii="Arial" w:cs="Arial" w:eastAsia="Arial" w:hAnsi="Arial"/>
+                <w:b w:val="false"/>
+                <w:bCs w:val="false"/>
+                <w:color w:val="17202B"/>
+                <w:sz w:val="18"/>
+                <w:szCs w:val="18"/>
+              </w:rPr>
+              <w:t xml:space="preserve">5.0</w:t>
+            </w:r>
+          </w:p>
+        </w:tc>
+        <w:tc>
+          <w:tcPr>
+            <w:tcW w:type="dxa" w:w="2838"/>
             <w:tcBorders>
               <w:top w:val="single" w:color="DDE2E9" w:sz="4"/>
               <w:left w:val="single" w:color="DDE2E9" w:sz="4"/>
@@ -4389,43 +4511,18 @@
                 <w:sz w:val="18"/>
                 <w:szCs w:val="18"/>
               </w:rPr>
-              <w:t xml:space="preserve">2.5</w:t>
-            </w:r>
-          </w:p>
-        </w:tc>
-        <w:tc>
-          <w:tcPr>
-            <w:tcW w:type="dxa" w:w="1800"/>
-            <w:tcBorders>
-              <w:top w:val="single" w:color="DDE2E9" w:sz="4"/>
-              <w:left w:val="single" w:color="DDE2E9" w:sz="4"/>
-              <w:bottom w:val="single" w:color="DDE2E9" w:sz="4"/>
-              <w:right w:val="single" w:color="DDE2E9" w:sz="4"/>
-            </w:tcBorders>
-            <w:tcMar>
-              <w:top w:type="dxa" w:w="60"/>
-              <w:left w:type="dxa" w:w="100"/>
-              <w:bottom w:type="dxa" w:w="60"/>
-              <w:right w:type="dxa" w:w="100"/>
-            </w:tcMar>
-            <w:vAlign w:val="top"/>
-          </w:tcPr>
-          <w:p>
-            <w:pPr>
-              <w:keepNext/>
-              <w:spacing w:after="20" w:line="260"/>
-              <w:jc w:val="right"/>
-            </w:pPr>
-            <w:r>
-              <w:rPr>
-                <w:rFonts w:ascii="Arial" w:cs="Arial" w:eastAsia="Arial" w:hAnsi="Arial"/>
-                <w:b w:val="false"/>
-                <w:bCs w:val="false"/>
-                <w:color w:val="17202B"/>
-                <w:sz w:val="18"/>
-                <w:szCs w:val="18"/>
-              </w:rPr>
-              <w:t xml:space="preserve">−1.0</w:t>
+              <w:t xml:space="preserve">5.0 − 3.5 = </w:t>
+            </w:r>
+            <w:r>
+              <w:rPr>
+                <w:rFonts w:ascii="Arial" w:cs="Arial" w:eastAsia="Arial" w:hAnsi="Arial"/>
+                <w:b/>
+                <w:bCs/>
+                <w:color w:val="17202B"/>
+                <w:sz w:val="18"/>
+                <w:szCs w:val="18"/>
+              </w:rPr>
+              <w:t xml:space="preserve">+1.5</w:t>
             </w:r>
           </w:p>
         </w:tc>
@@ -4436,6 +4533,42 @@
         </w:trPr>
         <w:tc>
           <w:tcPr>
+            <w:tcW w:type="dxa" w:w="2000"/>
+            <w:tcBorders>
+              <w:top w:val="single" w:color="DDE2E9" w:sz="4"/>
+              <w:left w:val="single" w:color="DDE2E9" w:sz="4"/>
+              <w:bottom w:val="single" w:color="DDE2E9" w:sz="4"/>
+              <w:right w:val="single" w:color="DDE2E9" w:sz="4"/>
+            </w:tcBorders>
+            <w:tcMar>
+              <w:top w:type="dxa" w:w="60"/>
+              <w:left w:type="dxa" w:w="100"/>
+              <w:bottom w:type="dxa" w:w="60"/>
+              <w:right w:type="dxa" w:w="100"/>
+            </w:tcMar>
+            <w:vAlign w:val="top"/>
+          </w:tcPr>
+          <w:p>
+            <w:pPr>
+              <w:keepNext/>
+              <w:spacing w:after="20" w:line="260"/>
+              <w:jc w:val="left"/>
+            </w:pPr>
+            <w:r>
+              <w:rPr>
+                <w:rFonts w:ascii="Arial" w:cs="Arial" w:eastAsia="Arial" w:hAnsi="Arial"/>
+                <w:b w:val="false"/>
+                <w:bCs w:val="false"/>
+                <w:color w:val="17202B"/>
+                <w:sz w:val="18"/>
+                <w:szCs w:val="18"/>
+              </w:rPr>
+              <w:t xml:space="preserve">Comedy</w:t>
+            </w:r>
+          </w:p>
+        </w:tc>
+        <w:tc>
+          <w:tcPr>
             <w:tcW w:type="dxa" w:w="2900"/>
             <w:tcBorders>
               <w:top w:val="single" w:color="DDE2E9" w:sz="4"/>
@@ -4466,13 +4599,13 @@
                 <w:sz w:val="18"/>
                 <w:szCs w:val="18"/>
               </w:rPr>
-              <w:t xml:space="preserve">Crime, Thriller</w:t>
-            </w:r>
-          </w:p>
-        </w:tc>
-        <w:tc>
-          <w:tcPr>
-            <w:tcW w:type="dxa" w:w="3138"/>
+              <w:t xml:space="preserve">Toy Story (5), Grumpier Old Men (4)</w:t>
+            </w:r>
+          </w:p>
+        </w:tc>
+        <w:tc>
+          <w:tcPr>
+            <w:tcW w:type="dxa" w:w="1900"/>
             <w:tcBorders>
               <w:top w:val="single" w:color="DDE2E9" w:sz="4"/>
               <w:left w:val="single" w:color="DDE2E9" w:sz="4"/>
@@ -4491,24 +4624,24 @@
             <w:pPr>
               <w:keepNext/>
               <w:spacing w:after="20" w:line="260"/>
-              <w:jc w:val="left"/>
-            </w:pPr>
-            <w:r>
-              <w:rPr>
-                <w:rFonts w:ascii="Arial" w:cs="Arial" w:eastAsia="Arial" w:hAnsi="Arial"/>
-                <w:b w:val="false"/>
-                <w:bCs w:val="false"/>
-                <w:color w:val="17202B"/>
-                <w:sz w:val="18"/>
-                <w:szCs w:val="18"/>
-              </w:rPr>
-              <w:t xml:space="preserve">Heat (2)</w:t>
-            </w:r>
-          </w:p>
-        </w:tc>
-        <w:tc>
-          <w:tcPr>
-            <w:tcW w:type="dxa" w:w="1800"/>
+              <w:jc w:val="right"/>
+            </w:pPr>
+            <w:r>
+              <w:rPr>
+                <w:rFonts w:ascii="Arial" w:cs="Arial" w:eastAsia="Arial" w:hAnsi="Arial"/>
+                <w:b w:val="false"/>
+                <w:bCs w:val="false"/>
+                <w:color w:val="17202B"/>
+                <w:sz w:val="18"/>
+                <w:szCs w:val="18"/>
+              </w:rPr>
+              <w:t xml:space="preserve">(5 + 4) / 2 = 4.5</w:t>
+            </w:r>
+          </w:p>
+        </w:tc>
+        <w:tc>
+          <w:tcPr>
+            <w:tcW w:type="dxa" w:w="2838"/>
             <w:tcBorders>
               <w:top w:val="single" w:color="DDE2E9" w:sz="4"/>
               <w:left w:val="single" w:color="DDE2E9" w:sz="4"/>
@@ -4538,43 +4671,18 @@
                 <w:sz w:val="18"/>
                 <w:szCs w:val="18"/>
               </w:rPr>
-              <w:t xml:space="preserve">2.0</w:t>
-            </w:r>
-          </w:p>
-        </w:tc>
-        <w:tc>
-          <w:tcPr>
-            <w:tcW w:type="dxa" w:w="1800"/>
-            <w:tcBorders>
-              <w:top w:val="single" w:color="DDE2E9" w:sz="4"/>
-              <w:left w:val="single" w:color="DDE2E9" w:sz="4"/>
-              <w:bottom w:val="single" w:color="DDE2E9" w:sz="4"/>
-              <w:right w:val="single" w:color="DDE2E9" w:sz="4"/>
-            </w:tcBorders>
-            <w:tcMar>
-              <w:top w:type="dxa" w:w="60"/>
-              <w:left w:type="dxa" w:w="100"/>
-              <w:bottom w:type="dxa" w:w="60"/>
-              <w:right w:type="dxa" w:w="100"/>
-            </w:tcMar>
-            <w:vAlign w:val="top"/>
-          </w:tcPr>
-          <w:p>
-            <w:pPr>
-              <w:keepNext/>
-              <w:spacing w:after="20" w:line="260"/>
-              <w:jc w:val="right"/>
-            </w:pPr>
-            <w:r>
-              <w:rPr>
-                <w:rFonts w:ascii="Arial" w:cs="Arial" w:eastAsia="Arial" w:hAnsi="Arial"/>
-                <w:b w:val="false"/>
-                <w:bCs w:val="false"/>
-                <w:color w:val="17202B"/>
-                <w:sz w:val="18"/>
-                <w:szCs w:val="18"/>
-              </w:rPr>
-              <w:t xml:space="preserve">−1.5</w:t>
+              <w:t xml:space="preserve">4.5 − 3.5 = </w:t>
+            </w:r>
+            <w:r>
+              <w:rPr>
+                <w:rFonts w:ascii="Arial" w:cs="Arial" w:eastAsia="Arial" w:hAnsi="Arial"/>
+                <w:b/>
+                <w:bCs/>
+                <w:color w:val="17202B"/>
+                <w:sz w:val="18"/>
+                <w:szCs w:val="18"/>
+              </w:rPr>
+              <w:t xml:space="preserve">+1.0</w:t>
             </w:r>
           </w:p>
         </w:tc>
@@ -4585,6 +4693,42 @@
         </w:trPr>
         <w:tc>
           <w:tcPr>
+            <w:tcW w:type="dxa" w:w="2000"/>
+            <w:tcBorders>
+              <w:top w:val="single" w:color="DDE2E9" w:sz="4"/>
+              <w:left w:val="single" w:color="DDE2E9" w:sz="4"/>
+              <w:bottom w:val="single" w:color="DDE2E9" w:sz="4"/>
+              <w:right w:val="single" w:color="DDE2E9" w:sz="4"/>
+            </w:tcBorders>
+            <w:tcMar>
+              <w:top w:type="dxa" w:w="60"/>
+              <w:left w:type="dxa" w:w="100"/>
+              <w:bottom w:type="dxa" w:w="60"/>
+              <w:right w:type="dxa" w:w="100"/>
+            </w:tcMar>
+            <w:vAlign w:val="top"/>
+          </w:tcPr>
+          <w:p>
+            <w:pPr>
+              <w:keepNext/>
+              <w:spacing w:after="20" w:line="260"/>
+              <w:jc w:val="left"/>
+            </w:pPr>
+            <w:r>
+              <w:rPr>
+                <w:rFonts w:ascii="Arial" w:cs="Arial" w:eastAsia="Arial" w:hAnsi="Arial"/>
+                <w:b w:val="false"/>
+                <w:bCs w:val="false"/>
+                <w:color w:val="17202B"/>
+                <w:sz w:val="18"/>
+                <w:szCs w:val="18"/>
+              </w:rPr>
+              <w:t xml:space="preserve">Romance</w:t>
+            </w:r>
+          </w:p>
+        </w:tc>
+        <w:tc>
+          <w:tcPr>
             <w:tcW w:type="dxa" w:w="2900"/>
             <w:tcBorders>
               <w:top w:val="single" w:color="DDE2E9" w:sz="4"/>
@@ -4602,7 +4746,7 @@
           </w:tcPr>
           <w:p>
             <w:pPr>
-              <w:keepNext w:val="false"/>
+              <w:keepNext/>
               <w:spacing w:after="20" w:line="260"/>
               <w:jc w:val="left"/>
             </w:pPr>
@@ -4615,30 +4759,118 @@
                 <w:sz w:val="18"/>
                 <w:szCs w:val="18"/>
               </w:rPr>
-              <w:t xml:space="preserve">10 thể loại còn lại (Documentary, Horror, ...)</w:t>
-            </w:r>
-          </w:p>
-        </w:tc>
-        <w:tc>
-          <w:tcPr>
-            <w:tcW w:type="dxa" w:w="3138"/>
-            <w:tcBorders>
-              <w:top w:val="single" w:color="DDE2E9" w:sz="4"/>
-              <w:left w:val="single" w:color="DDE2E9" w:sz="4"/>
-              <w:bottom w:val="single" w:color="DDE2E9" w:sz="4"/>
-              <w:right w:val="single" w:color="DDE2E9" w:sz="4"/>
-            </w:tcBorders>
-            <w:tcMar>
-              <w:top w:type="dxa" w:w="60"/>
-              <w:left w:type="dxa" w:w="100"/>
-              <w:bottom w:type="dxa" w:w="60"/>
-              <w:right w:type="dxa" w:w="100"/>
-            </w:tcMar>
-            <w:vAlign w:val="top"/>
-          </w:tcPr>
-          <w:p>
-            <w:pPr>
-              <w:keepNext w:val="false"/>
+              <w:t xml:space="preserve">Grumpier Old Men (4)</w:t>
+            </w:r>
+          </w:p>
+        </w:tc>
+        <w:tc>
+          <w:tcPr>
+            <w:tcW w:type="dxa" w:w="1900"/>
+            <w:tcBorders>
+              <w:top w:val="single" w:color="DDE2E9" w:sz="4"/>
+              <w:left w:val="single" w:color="DDE2E9" w:sz="4"/>
+              <w:bottom w:val="single" w:color="DDE2E9" w:sz="4"/>
+              <w:right w:val="single" w:color="DDE2E9" w:sz="4"/>
+            </w:tcBorders>
+            <w:tcMar>
+              <w:top w:type="dxa" w:w="60"/>
+              <w:left w:type="dxa" w:w="100"/>
+              <w:bottom w:type="dxa" w:w="60"/>
+              <w:right w:type="dxa" w:w="100"/>
+            </w:tcMar>
+            <w:vAlign w:val="top"/>
+          </w:tcPr>
+          <w:p>
+            <w:pPr>
+              <w:keepNext/>
+              <w:spacing w:after="20" w:line="260"/>
+              <w:jc w:val="right"/>
+            </w:pPr>
+            <w:r>
+              <w:rPr>
+                <w:rFonts w:ascii="Arial" w:cs="Arial" w:eastAsia="Arial" w:hAnsi="Arial"/>
+                <w:b w:val="false"/>
+                <w:bCs w:val="false"/>
+                <w:color w:val="17202B"/>
+                <w:sz w:val="18"/>
+                <w:szCs w:val="18"/>
+              </w:rPr>
+              <w:t xml:space="preserve">4.0</w:t>
+            </w:r>
+          </w:p>
+        </w:tc>
+        <w:tc>
+          <w:tcPr>
+            <w:tcW w:type="dxa" w:w="2838"/>
+            <w:tcBorders>
+              <w:top w:val="single" w:color="DDE2E9" w:sz="4"/>
+              <w:left w:val="single" w:color="DDE2E9" w:sz="4"/>
+              <w:bottom w:val="single" w:color="DDE2E9" w:sz="4"/>
+              <w:right w:val="single" w:color="DDE2E9" w:sz="4"/>
+            </w:tcBorders>
+            <w:tcMar>
+              <w:top w:type="dxa" w:w="60"/>
+              <w:left w:type="dxa" w:w="100"/>
+              <w:bottom w:type="dxa" w:w="60"/>
+              <w:right w:type="dxa" w:w="100"/>
+            </w:tcMar>
+            <w:vAlign w:val="top"/>
+          </w:tcPr>
+          <w:p>
+            <w:pPr>
+              <w:keepNext/>
+              <w:spacing w:after="20" w:line="260"/>
+              <w:jc w:val="right"/>
+            </w:pPr>
+            <w:r>
+              <w:rPr>
+                <w:rFonts w:ascii="Arial" w:cs="Arial" w:eastAsia="Arial" w:hAnsi="Arial"/>
+                <w:b w:val="false"/>
+                <w:bCs w:val="false"/>
+                <w:color w:val="17202B"/>
+                <w:sz w:val="18"/>
+                <w:szCs w:val="18"/>
+              </w:rPr>
+              <w:t xml:space="preserve">4.0 − 3.5 = </w:t>
+            </w:r>
+            <w:r>
+              <w:rPr>
+                <w:rFonts w:ascii="Arial" w:cs="Arial" w:eastAsia="Arial" w:hAnsi="Arial"/>
+                <w:b/>
+                <w:bCs/>
+                <w:color w:val="17202B"/>
+                <w:sz w:val="18"/>
+                <w:szCs w:val="18"/>
+              </w:rPr>
+              <w:t xml:space="preserve">+0.5</w:t>
+            </w:r>
+          </w:p>
+        </w:tc>
+      </w:tr>
+      <w:tr>
+        <w:trPr>
+          <w:cantSplit/>
+        </w:trPr>
+        <w:tc>
+          <w:tcPr>
+            <w:tcW w:type="dxa" w:w="2000"/>
+            <w:tcBorders>
+              <w:top w:val="single" w:color="DDE2E9" w:sz="4"/>
+              <w:left w:val="single" w:color="DDE2E9" w:sz="4"/>
+              <w:bottom w:val="single" w:color="DDE2E9" w:sz="4"/>
+              <w:right w:val="single" w:color="DDE2E9" w:sz="4"/>
+            </w:tcBorders>
+            <w:tcMar>
+              <w:top w:type="dxa" w:w="60"/>
+              <w:left w:type="dxa" w:w="100"/>
+              <w:bottom w:type="dxa" w:w="60"/>
+              <w:right w:type="dxa" w:w="100"/>
+            </w:tcMar>
+            <w:vAlign w:val="top"/>
+          </w:tcPr>
+          <w:p>
+            <w:pPr>
+              <w:keepNext/>
               <w:spacing w:after="20" w:line="260"/>
               <w:jc w:val="left"/>
             </w:pPr>
@@ -4651,13 +4883,529 @@
                 <w:sz w:val="18"/>
                 <w:szCs w:val="18"/>
               </w:rPr>
-              <w:t xml:space="preserve">Chưa xem</w:t>
-            </w:r>
-          </w:p>
-        </w:tc>
-        <w:tc>
-          <w:tcPr>
-            <w:tcW w:type="dxa" w:w="1800"/>
+              <w:t xml:space="preserve">Action</w:t>
+            </w:r>
+          </w:p>
+        </w:tc>
+        <w:tc>
+          <w:tcPr>
+            <w:tcW w:type="dxa" w:w="2900"/>
+            <w:tcBorders>
+              <w:top w:val="single" w:color="DDE2E9" w:sz="4"/>
+              <w:left w:val="single" w:color="DDE2E9" w:sz="4"/>
+              <w:bottom w:val="single" w:color="DDE2E9" w:sz="4"/>
+              <w:right w:val="single" w:color="DDE2E9" w:sz="4"/>
+            </w:tcBorders>
+            <w:tcMar>
+              <w:top w:type="dxa" w:w="60"/>
+              <w:left w:type="dxa" w:w="100"/>
+              <w:bottom w:type="dxa" w:w="60"/>
+              <w:right w:type="dxa" w:w="100"/>
+            </w:tcMar>
+            <w:vAlign w:val="top"/>
+          </w:tcPr>
+          <w:p>
+            <w:pPr>
+              <w:keepNext/>
+              <w:spacing w:after="20" w:line="260"/>
+              <w:jc w:val="left"/>
+            </w:pPr>
+            <w:r>
+              <w:rPr>
+                <w:rFonts w:ascii="Arial" w:cs="Arial" w:eastAsia="Arial" w:hAnsi="Arial"/>
+                <w:b w:val="false"/>
+                <w:bCs w:val="false"/>
+                <w:color w:val="17202B"/>
+                <w:sz w:val="18"/>
+                <w:szCs w:val="18"/>
+              </w:rPr>
+              <w:t xml:space="preserve">Heat (2), Sudden Death (3)</w:t>
+            </w:r>
+          </w:p>
+        </w:tc>
+        <w:tc>
+          <w:tcPr>
+            <w:tcW w:type="dxa" w:w="1900"/>
+            <w:tcBorders>
+              <w:top w:val="single" w:color="DDE2E9" w:sz="4"/>
+              <w:left w:val="single" w:color="DDE2E9" w:sz="4"/>
+              <w:bottom w:val="single" w:color="DDE2E9" w:sz="4"/>
+              <w:right w:val="single" w:color="DDE2E9" w:sz="4"/>
+            </w:tcBorders>
+            <w:tcMar>
+              <w:top w:type="dxa" w:w="60"/>
+              <w:left w:type="dxa" w:w="100"/>
+              <w:bottom w:type="dxa" w:w="60"/>
+              <w:right w:type="dxa" w:w="100"/>
+            </w:tcMar>
+            <w:vAlign w:val="top"/>
+          </w:tcPr>
+          <w:p>
+            <w:pPr>
+              <w:keepNext/>
+              <w:spacing w:after="20" w:line="260"/>
+              <w:jc w:val="right"/>
+            </w:pPr>
+            <w:r>
+              <w:rPr>
+                <w:rFonts w:ascii="Arial" w:cs="Arial" w:eastAsia="Arial" w:hAnsi="Arial"/>
+                <w:b w:val="false"/>
+                <w:bCs w:val="false"/>
+                <w:color w:val="17202B"/>
+                <w:sz w:val="18"/>
+                <w:szCs w:val="18"/>
+              </w:rPr>
+              <w:t xml:space="preserve">(2 + 3) / 2 = 2.5</w:t>
+            </w:r>
+          </w:p>
+        </w:tc>
+        <w:tc>
+          <w:tcPr>
+            <w:tcW w:type="dxa" w:w="2838"/>
+            <w:tcBorders>
+              <w:top w:val="single" w:color="DDE2E9" w:sz="4"/>
+              <w:left w:val="single" w:color="DDE2E9" w:sz="4"/>
+              <w:bottom w:val="single" w:color="DDE2E9" w:sz="4"/>
+              <w:right w:val="single" w:color="DDE2E9" w:sz="4"/>
+            </w:tcBorders>
+            <w:tcMar>
+              <w:top w:type="dxa" w:w="60"/>
+              <w:left w:type="dxa" w:w="100"/>
+              <w:bottom w:type="dxa" w:w="60"/>
+              <w:right w:type="dxa" w:w="100"/>
+            </w:tcMar>
+            <w:vAlign w:val="top"/>
+          </w:tcPr>
+          <w:p>
+            <w:pPr>
+              <w:keepNext/>
+              <w:spacing w:after="20" w:line="260"/>
+              <w:jc w:val="right"/>
+            </w:pPr>
+            <w:r>
+              <w:rPr>
+                <w:rFonts w:ascii="Arial" w:cs="Arial" w:eastAsia="Arial" w:hAnsi="Arial"/>
+                <w:b w:val="false"/>
+                <w:bCs w:val="false"/>
+                <w:color w:val="17202B"/>
+                <w:sz w:val="18"/>
+                <w:szCs w:val="18"/>
+              </w:rPr>
+              <w:t xml:space="preserve">2.5 − 3.5 = </w:t>
+            </w:r>
+            <w:r>
+              <w:rPr>
+                <w:rFonts w:ascii="Arial" w:cs="Arial" w:eastAsia="Arial" w:hAnsi="Arial"/>
+                <w:b/>
+                <w:bCs/>
+                <w:color w:val="17202B"/>
+                <w:sz w:val="18"/>
+                <w:szCs w:val="18"/>
+              </w:rPr>
+              <w:t xml:space="preserve">−1.0</w:t>
+            </w:r>
+          </w:p>
+        </w:tc>
+      </w:tr>
+      <w:tr>
+        <w:trPr>
+          <w:cantSplit/>
+        </w:trPr>
+        <w:tc>
+          <w:tcPr>
+            <w:tcW w:type="dxa" w:w="2000"/>
+            <w:tcBorders>
+              <w:top w:val="single" w:color="DDE2E9" w:sz="4"/>
+              <w:left w:val="single" w:color="DDE2E9" w:sz="4"/>
+              <w:bottom w:val="single" w:color="DDE2E9" w:sz="4"/>
+              <w:right w:val="single" w:color="DDE2E9" w:sz="4"/>
+            </w:tcBorders>
+            <w:tcMar>
+              <w:top w:type="dxa" w:w="60"/>
+              <w:left w:type="dxa" w:w="100"/>
+              <w:bottom w:type="dxa" w:w="60"/>
+              <w:right w:type="dxa" w:w="100"/>
+            </w:tcMar>
+            <w:vAlign w:val="top"/>
+          </w:tcPr>
+          <w:p>
+            <w:pPr>
+              <w:keepNext/>
+              <w:spacing w:after="20" w:line="260"/>
+              <w:jc w:val="left"/>
+            </w:pPr>
+            <w:r>
+              <w:rPr>
+                <w:rFonts w:ascii="Arial" w:cs="Arial" w:eastAsia="Arial" w:hAnsi="Arial"/>
+                <w:b w:val="false"/>
+                <w:bCs w:val="false"/>
+                <w:color w:val="17202B"/>
+                <w:sz w:val="18"/>
+                <w:szCs w:val="18"/>
+              </w:rPr>
+              <w:t xml:space="preserve">Crime</w:t>
+            </w:r>
+          </w:p>
+        </w:tc>
+        <w:tc>
+          <w:tcPr>
+            <w:tcW w:type="dxa" w:w="2900"/>
+            <w:tcBorders>
+              <w:top w:val="single" w:color="DDE2E9" w:sz="4"/>
+              <w:left w:val="single" w:color="DDE2E9" w:sz="4"/>
+              <w:bottom w:val="single" w:color="DDE2E9" w:sz="4"/>
+              <w:right w:val="single" w:color="DDE2E9" w:sz="4"/>
+            </w:tcBorders>
+            <w:tcMar>
+              <w:top w:type="dxa" w:w="60"/>
+              <w:left w:type="dxa" w:w="100"/>
+              <w:bottom w:type="dxa" w:w="60"/>
+              <w:right w:type="dxa" w:w="100"/>
+            </w:tcMar>
+            <w:vAlign w:val="top"/>
+          </w:tcPr>
+          <w:p>
+            <w:pPr>
+              <w:keepNext/>
+              <w:spacing w:after="20" w:line="260"/>
+              <w:jc w:val="left"/>
+            </w:pPr>
+            <w:r>
+              <w:rPr>
+                <w:rFonts w:ascii="Arial" w:cs="Arial" w:eastAsia="Arial" w:hAnsi="Arial"/>
+                <w:b w:val="false"/>
+                <w:bCs w:val="false"/>
+                <w:color w:val="17202B"/>
+                <w:sz w:val="18"/>
+                <w:szCs w:val="18"/>
+              </w:rPr>
+              <w:t xml:space="preserve">Heat (2)</w:t>
+            </w:r>
+          </w:p>
+        </w:tc>
+        <w:tc>
+          <w:tcPr>
+            <w:tcW w:type="dxa" w:w="1900"/>
+            <w:tcBorders>
+              <w:top w:val="single" w:color="DDE2E9" w:sz="4"/>
+              <w:left w:val="single" w:color="DDE2E9" w:sz="4"/>
+              <w:bottom w:val="single" w:color="DDE2E9" w:sz="4"/>
+              <w:right w:val="single" w:color="DDE2E9" w:sz="4"/>
+            </w:tcBorders>
+            <w:tcMar>
+              <w:top w:type="dxa" w:w="60"/>
+              <w:left w:type="dxa" w:w="100"/>
+              <w:bottom w:type="dxa" w:w="60"/>
+              <w:right w:type="dxa" w:w="100"/>
+            </w:tcMar>
+            <w:vAlign w:val="top"/>
+          </w:tcPr>
+          <w:p>
+            <w:pPr>
+              <w:keepNext/>
+              <w:spacing w:after="20" w:line="260"/>
+              <w:jc w:val="right"/>
+            </w:pPr>
+            <w:r>
+              <w:rPr>
+                <w:rFonts w:ascii="Arial" w:cs="Arial" w:eastAsia="Arial" w:hAnsi="Arial"/>
+                <w:b w:val="false"/>
+                <w:bCs w:val="false"/>
+                <w:color w:val="17202B"/>
+                <w:sz w:val="18"/>
+                <w:szCs w:val="18"/>
+              </w:rPr>
+              <w:t xml:space="preserve">2.0</w:t>
+            </w:r>
+          </w:p>
+        </w:tc>
+        <w:tc>
+          <w:tcPr>
+            <w:tcW w:type="dxa" w:w="2838"/>
+            <w:tcBorders>
+              <w:top w:val="single" w:color="DDE2E9" w:sz="4"/>
+              <w:left w:val="single" w:color="DDE2E9" w:sz="4"/>
+              <w:bottom w:val="single" w:color="DDE2E9" w:sz="4"/>
+              <w:right w:val="single" w:color="DDE2E9" w:sz="4"/>
+            </w:tcBorders>
+            <w:tcMar>
+              <w:top w:type="dxa" w:w="60"/>
+              <w:left w:type="dxa" w:w="100"/>
+              <w:bottom w:type="dxa" w:w="60"/>
+              <w:right w:type="dxa" w:w="100"/>
+            </w:tcMar>
+            <w:vAlign w:val="top"/>
+          </w:tcPr>
+          <w:p>
+            <w:pPr>
+              <w:keepNext/>
+              <w:spacing w:after="20" w:line="260"/>
+              <w:jc w:val="right"/>
+            </w:pPr>
+            <w:r>
+              <w:rPr>
+                <w:rFonts w:ascii="Arial" w:cs="Arial" w:eastAsia="Arial" w:hAnsi="Arial"/>
+                <w:b w:val="false"/>
+                <w:bCs w:val="false"/>
+                <w:color w:val="17202B"/>
+                <w:sz w:val="18"/>
+                <w:szCs w:val="18"/>
+              </w:rPr>
+              <w:t xml:space="preserve">2.0 − 3.5 = </w:t>
+            </w:r>
+            <w:r>
+              <w:rPr>
+                <w:rFonts w:ascii="Arial" w:cs="Arial" w:eastAsia="Arial" w:hAnsi="Arial"/>
+                <w:b/>
+                <w:bCs/>
+                <w:color w:val="17202B"/>
+                <w:sz w:val="18"/>
+                <w:szCs w:val="18"/>
+              </w:rPr>
+              <w:t xml:space="preserve">−1.5</w:t>
+            </w:r>
+          </w:p>
+        </w:tc>
+      </w:tr>
+      <w:tr>
+        <w:trPr>
+          <w:cantSplit/>
+        </w:trPr>
+        <w:tc>
+          <w:tcPr>
+            <w:tcW w:type="dxa" w:w="2000"/>
+            <w:tcBorders>
+              <w:top w:val="single" w:color="DDE2E9" w:sz="4"/>
+              <w:left w:val="single" w:color="DDE2E9" w:sz="4"/>
+              <w:bottom w:val="single" w:color="DDE2E9" w:sz="4"/>
+              <w:right w:val="single" w:color="DDE2E9" w:sz="4"/>
+            </w:tcBorders>
+            <w:tcMar>
+              <w:top w:type="dxa" w:w="60"/>
+              <w:left w:type="dxa" w:w="100"/>
+              <w:bottom w:type="dxa" w:w="60"/>
+              <w:right w:type="dxa" w:w="100"/>
+            </w:tcMar>
+            <w:vAlign w:val="top"/>
+          </w:tcPr>
+          <w:p>
+            <w:pPr>
+              <w:keepNext/>
+              <w:spacing w:after="20" w:line="260"/>
+              <w:jc w:val="left"/>
+            </w:pPr>
+            <w:r>
+              <w:rPr>
+                <w:rFonts w:ascii="Arial" w:cs="Arial" w:eastAsia="Arial" w:hAnsi="Arial"/>
+                <w:b w:val="false"/>
+                <w:bCs w:val="false"/>
+                <w:color w:val="17202B"/>
+                <w:sz w:val="18"/>
+                <w:szCs w:val="18"/>
+              </w:rPr>
+              <w:t xml:space="preserve">Thriller</w:t>
+            </w:r>
+          </w:p>
+        </w:tc>
+        <w:tc>
+          <w:tcPr>
+            <w:tcW w:type="dxa" w:w="2900"/>
+            <w:tcBorders>
+              <w:top w:val="single" w:color="DDE2E9" w:sz="4"/>
+              <w:left w:val="single" w:color="DDE2E9" w:sz="4"/>
+              <w:bottom w:val="single" w:color="DDE2E9" w:sz="4"/>
+              <w:right w:val="single" w:color="DDE2E9" w:sz="4"/>
+            </w:tcBorders>
+            <w:tcMar>
+              <w:top w:type="dxa" w:w="60"/>
+              <w:left w:type="dxa" w:w="100"/>
+              <w:bottom w:type="dxa" w:w="60"/>
+              <w:right w:type="dxa" w:w="100"/>
+            </w:tcMar>
+            <w:vAlign w:val="top"/>
+          </w:tcPr>
+          <w:p>
+            <w:pPr>
+              <w:keepNext/>
+              <w:spacing w:after="20" w:line="260"/>
+              <w:jc w:val="left"/>
+            </w:pPr>
+            <w:r>
+              <w:rPr>
+                <w:rFonts w:ascii="Arial" w:cs="Arial" w:eastAsia="Arial" w:hAnsi="Arial"/>
+                <w:b w:val="false"/>
+                <w:bCs w:val="false"/>
+                <w:color w:val="17202B"/>
+                <w:sz w:val="18"/>
+                <w:szCs w:val="18"/>
+              </w:rPr>
+              <w:t xml:space="preserve">Heat (2)</w:t>
+            </w:r>
+          </w:p>
+        </w:tc>
+        <w:tc>
+          <w:tcPr>
+            <w:tcW w:type="dxa" w:w="1900"/>
+            <w:tcBorders>
+              <w:top w:val="single" w:color="DDE2E9" w:sz="4"/>
+              <w:left w:val="single" w:color="DDE2E9" w:sz="4"/>
+              <w:bottom w:val="single" w:color="DDE2E9" w:sz="4"/>
+              <w:right w:val="single" w:color="DDE2E9" w:sz="4"/>
+            </w:tcBorders>
+            <w:tcMar>
+              <w:top w:type="dxa" w:w="60"/>
+              <w:left w:type="dxa" w:w="100"/>
+              <w:bottom w:type="dxa" w:w="60"/>
+              <w:right w:type="dxa" w:w="100"/>
+            </w:tcMar>
+            <w:vAlign w:val="top"/>
+          </w:tcPr>
+          <w:p>
+            <w:pPr>
+              <w:keepNext/>
+              <w:spacing w:after="20" w:line="260"/>
+              <w:jc w:val="right"/>
+            </w:pPr>
+            <w:r>
+              <w:rPr>
+                <w:rFonts w:ascii="Arial" w:cs="Arial" w:eastAsia="Arial" w:hAnsi="Arial"/>
+                <w:b w:val="false"/>
+                <w:bCs w:val="false"/>
+                <w:color w:val="17202B"/>
+                <w:sz w:val="18"/>
+                <w:szCs w:val="18"/>
+              </w:rPr>
+              <w:t xml:space="preserve">2.0</w:t>
+            </w:r>
+          </w:p>
+        </w:tc>
+        <w:tc>
+          <w:tcPr>
+            <w:tcW w:type="dxa" w:w="2838"/>
+            <w:tcBorders>
+              <w:top w:val="single" w:color="DDE2E9" w:sz="4"/>
+              <w:left w:val="single" w:color="DDE2E9" w:sz="4"/>
+              <w:bottom w:val="single" w:color="DDE2E9" w:sz="4"/>
+              <w:right w:val="single" w:color="DDE2E9" w:sz="4"/>
+            </w:tcBorders>
+            <w:tcMar>
+              <w:top w:type="dxa" w:w="60"/>
+              <w:left w:type="dxa" w:w="100"/>
+              <w:bottom w:type="dxa" w:w="60"/>
+              <w:right w:type="dxa" w:w="100"/>
+            </w:tcMar>
+            <w:vAlign w:val="top"/>
+          </w:tcPr>
+          <w:p>
+            <w:pPr>
+              <w:keepNext/>
+              <w:spacing w:after="20" w:line="260"/>
+              <w:jc w:val="right"/>
+            </w:pPr>
+            <w:r>
+              <w:rPr>
+                <w:rFonts w:ascii="Arial" w:cs="Arial" w:eastAsia="Arial" w:hAnsi="Arial"/>
+                <w:b w:val="false"/>
+                <w:bCs w:val="false"/>
+                <w:color w:val="17202B"/>
+                <w:sz w:val="18"/>
+                <w:szCs w:val="18"/>
+              </w:rPr>
+              <w:t xml:space="preserve">2.0 − 3.5 = </w:t>
+            </w:r>
+            <w:r>
+              <w:rPr>
+                <w:rFonts w:ascii="Arial" w:cs="Arial" w:eastAsia="Arial" w:hAnsi="Arial"/>
+                <w:b/>
+                <w:bCs/>
+                <w:color w:val="17202B"/>
+                <w:sz w:val="18"/>
+                <w:szCs w:val="18"/>
+              </w:rPr>
+              <w:t xml:space="preserve">−1.5</w:t>
+            </w:r>
+          </w:p>
+        </w:tc>
+      </w:tr>
+      <w:tr>
+        <w:trPr>
+          <w:cantSplit/>
+        </w:trPr>
+        <w:tc>
+          <w:tcPr>
+            <w:tcW w:type="dxa" w:w="2000"/>
+            <w:tcBorders>
+              <w:top w:val="single" w:color="DDE2E9" w:sz="4"/>
+              <w:left w:val="single" w:color="DDE2E9" w:sz="4"/>
+              <w:bottom w:val="single" w:color="DDE2E9" w:sz="4"/>
+              <w:right w:val="single" w:color="DDE2E9" w:sz="4"/>
+            </w:tcBorders>
+            <w:tcMar>
+              <w:top w:type="dxa" w:w="60"/>
+              <w:left w:type="dxa" w:w="100"/>
+              <w:bottom w:type="dxa" w:w="60"/>
+              <w:right w:type="dxa" w:w="100"/>
+            </w:tcMar>
+            <w:vAlign w:val="top"/>
+          </w:tcPr>
+          <w:p>
+            <w:pPr>
+              <w:keepNext w:val="false"/>
+              <w:spacing w:after="20" w:line="260"/>
+              <w:jc w:val="left"/>
+            </w:pPr>
+            <w:r>
+              <w:rPr>
+                <w:rFonts w:ascii="Arial" w:cs="Arial" w:eastAsia="Arial" w:hAnsi="Arial"/>
+                <w:b w:val="false"/>
+                <w:bCs w:val="false"/>
+                <w:color w:val="17202B"/>
+                <w:sz w:val="18"/>
+                <w:szCs w:val="18"/>
+              </w:rPr>
+              <w:t xml:space="preserve">Documentary, Drama, Film-Noir, Horror, IMAX, Musical, Mystery, Sci-Fi, War, Western (10 thể loại)</w:t>
+            </w:r>
+          </w:p>
+        </w:tc>
+        <w:tc>
+          <w:tcPr>
+            <w:tcW w:type="dxa" w:w="2900"/>
+            <w:tcBorders>
+              <w:top w:val="single" w:color="DDE2E9" w:sz="4"/>
+              <w:left w:val="single" w:color="DDE2E9" w:sz="4"/>
+              <w:bottom w:val="single" w:color="DDE2E9" w:sz="4"/>
+              <w:right w:val="single" w:color="DDE2E9" w:sz="4"/>
+            </w:tcBorders>
+            <w:tcMar>
+              <w:top w:type="dxa" w:w="60"/>
+              <w:left w:type="dxa" w:w="100"/>
+              <w:bottom w:type="dxa" w:w="60"/>
+              <w:right w:type="dxa" w:w="100"/>
+            </w:tcMar>
+            <w:vAlign w:val="top"/>
+          </w:tcPr>
+          <w:p>
+            <w:pPr>
+              <w:keepNext w:val="false"/>
+              <w:spacing w:after="20" w:line="260"/>
+              <w:jc w:val="left"/>
+            </w:pPr>
+            <w:r>
+              <w:rPr>
+                <w:rFonts w:ascii="Arial" w:cs="Arial" w:eastAsia="Arial" w:hAnsi="Arial"/>
+                <w:b w:val="false"/>
+                <w:bCs w:val="false"/>
+                <w:color w:val="17202B"/>
+                <w:sz w:val="18"/>
+                <w:szCs w:val="18"/>
+              </w:rPr>
+              <w:t xml:space="preserve">X chưa chấm phim nào</w:t>
+            </w:r>
+          </w:p>
+        </w:tc>
+        <w:tc>
+          <w:tcPr>
+            <w:tcW w:type="dxa" w:w="1900"/>
             <w:tcBorders>
               <w:top w:val="single" w:color="DDE2E9" w:sz="4"/>
               <w:left w:val="single" w:color="DDE2E9" w:sz="4"/>
@@ -4693,37 +5441,59 @@
         </w:tc>
         <w:tc>
           <w:tcPr>
-            <w:tcW w:type="dxa" w:w="1800"/>
-            <w:tcBorders>
-              <w:top w:val="single" w:color="DDE2E9" w:sz="4"/>
-              <w:left w:val="single" w:color="DDE2E9" w:sz="4"/>
-              <w:bottom w:val="single" w:color="DDE2E9" w:sz="4"/>
-              <w:right w:val="single" w:color="DDE2E9" w:sz="4"/>
-            </w:tcBorders>
-            <w:tcMar>
-              <w:top w:type="dxa" w:w="60"/>
-              <w:left w:type="dxa" w:w="100"/>
-              <w:bottom w:type="dxa" w:w="60"/>
-              <w:right w:type="dxa" w:w="100"/>
-            </w:tcMar>
-            <w:vAlign w:val="top"/>
-          </w:tcPr>
-          <w:p>
-            <w:pPr>
-              <w:keepNext w:val="false"/>
-              <w:spacing w:after="20" w:line="260"/>
-              <w:jc w:val="right"/>
-            </w:pPr>
-            <w:r>
-              <w:rPr>
-                <w:rFonts w:ascii="Arial" w:cs="Arial" w:eastAsia="Arial" w:hAnsi="Arial"/>
-                <w:b w:val="false"/>
-                <w:bCs w:val="false"/>
+            <w:tcW w:type="dxa" w:w="2838"/>
+            <w:tcBorders>
+              <w:top w:val="single" w:color="DDE2E9" w:sz="4"/>
+              <w:left w:val="single" w:color="DDE2E9" w:sz="4"/>
+              <w:bottom w:val="single" w:color="DDE2E9" w:sz="4"/>
+              <w:right w:val="single" w:color="DDE2E9" w:sz="4"/>
+            </w:tcBorders>
+            <w:tcMar>
+              <w:top w:type="dxa" w:w="60"/>
+              <w:left w:type="dxa" w:w="100"/>
+              <w:bottom w:type="dxa" w:w="60"/>
+              <w:right w:type="dxa" w:w="100"/>
+            </w:tcMar>
+            <w:vAlign w:val="top"/>
+          </w:tcPr>
+          <w:p>
+            <w:pPr>
+              <w:keepNext w:val="false"/>
+              <w:spacing w:after="20" w:line="260"/>
+              <w:jc w:val="right"/>
+            </w:pPr>
+            <w:r>
+              <w:rPr>
+                <w:rFonts w:ascii="Arial" w:cs="Arial" w:eastAsia="Arial" w:hAnsi="Arial"/>
+                <w:b w:val="false"/>
+                <w:bCs w:val="false"/>
+                <w:color w:val="17202B"/>
+                <w:sz w:val="18"/>
+                <w:szCs w:val="18"/>
+              </w:rPr>
+              <w:t xml:space="preserve">Gán </w:t>
+            </w:r>
+            <w:r>
+              <w:rPr>
+                <w:rFonts w:ascii="Arial" w:cs="Arial" w:eastAsia="Arial" w:hAnsi="Arial"/>
+                <w:b/>
+                <w:bCs/>
                 <w:color w:val="17202B"/>
                 <w:sz w:val="18"/>
                 <w:szCs w:val="18"/>
               </w:rPr>
               <w:t xml:space="preserve">0.0</w:t>
+            </w:r>
+            <w:r>
+              <w:rPr>
+                <w:rFonts w:ascii="Arial" w:cs="Arial" w:eastAsia="Arial" w:hAnsi="Arial"/>
+                <w:b w:val="false"/>
+                <w:bCs w:val="false"/>
+                <w:color w:val="17202B"/>
+                <w:sz w:val="18"/>
+                <w:szCs w:val="18"/>
+              </w:rPr>
+              <w:t xml:space="preserve"> (trung tính)</w:t>
             </w:r>
           </w:p>
         </w:tc>
@@ -4757,7 +5527,7 @@
           <w:sz w:val="21"/>
           <w:szCs w:val="21"/>
         </w:rPr>
-        <w:t xml:space="preserve"> X trở thành một hàng gồm 19 con số, một số cho mỗi thể loại: +1.5 cho Adventure, Animation, Children và Fantasy; +1.0 cho Comedy; +0.5 cho Romance; −1.0 cho Action; −1.5 cho Crime và Thriller; 0.0 cho 10 thể loại chưa xem. Số dương nghĩa là X thích thể loại đó hơn mức bình thường của chính X, số âm là kém hơn.</w:t>
+        <w:t xml:space="preserve"> X trở thành một hàng gồm 19 con số, mỗi số là kết quả ở cột cuối của bảng trên (10 thể loại chưa xem có giá trị 0.0). Số dương nghĩa là X thích thể loại đó hơn mức bình thường của chính X, số âm là kém hơn. Đây chính là dạng dữ liệu mà mỗi người dùng được biểu diễn trước khi vào K-Means.</w:t>
       </w:r>
     </w:p>
     <w:p>
@@ -7328,7 +8098,7 @@
                 <w:sz w:val="19"/>
                 <w:szCs w:val="19"/>
               </w:rPr>
-              <w:t xml:space="preserve">K quyết định số cụm ở Phần 5, và từ đó quyết định số "nhóm khẩu vị" mà hệ thống gợi ý ở Phần 6 sử dụng.</w:t>
+              <w:t xml:space="preserve">K quyết định số cụm ở Phần 5, và từ đó quyết định số "nhóm sở thích" mà hệ thống gợi ý ở Phần 6 sử dụng.</w:t>
             </w:r>
           </w:p>
         </w:tc>
@@ -7440,7 +8210,7 @@
                 <w:sz w:val="19"/>
                 <w:szCs w:val="19"/>
               </w:rPr>
-              <w:t xml:space="preserve">Gán mỗi người dùng vào một nhóm khẩu vị, sau đó kiểm tra xem mỗi nhóm có "ý nghĩa" hay không.</w:t>
+              <w:t xml:space="preserve">Gán mỗi người dùng vào một nhóm sở thích, sau đó kiểm tra xem mỗi nhóm có "ý nghĩa" hay không.</w:t>
             </w:r>
           </w:p>
         </w:tc>
@@ -12080,7 +12850,7 @@
         <w:pageBreakBefore/>
       </w:pPr>
       <w:r>
-        <w:t xml:space="preserve">Năm cụm khẩu vị</w:t>
+        <w:t xml:space="preserve">Năm cụm sở thích</w:t>
       </w:r>
     </w:p>
     <w:p>
@@ -12673,7 +13443,7 @@
                 <w:sz w:val="18"/>
                 <w:szCs w:val="18"/>
               </w:rPr>
-              <w:t xml:space="preserve">Đại chúng, khẩu vị cân bằng</w:t>
+              <w:t xml:space="preserve">Đại chúng, sở thích cân bằng</w:t>
             </w:r>
           </w:p>
         </w:tc>
@@ -13378,7 +14148,7 @@
           <w:sz w:val="21"/>
           <w:szCs w:val="21"/>
         </w:rPr>
-        <w:t xml:space="preserve">Các cụm chồng lấn khá nhiều, và điều này đúng với mọi K được thử (Silhouette luôn dưới 0.1). Khẩu vị người dùng thay đổi liên tục chứ không tách thành các nhóm rõ ràng. Vì vậy nên trình bày cụm như một cách phân nhóm để gợi ý, không khẳng định đó là ranh giới tự nhiên. Ngoài ra, seed 42 cho Silhouette 0.0638, cao hơn trung bình 0.0429 qua 10 seed, nên đừng dùng con số 0.0638 để nói rằng mô hình luôn đạt mức đó.</w:t>
+        <w:t xml:space="preserve">Các cụm chồng lấn khá nhiều, và điều này đúng với mọi K được thử (Silhouette luôn dưới 0.1). Sở thích người dùng thay đổi liên tục chứ không tách thành các nhóm rõ ràng. Vì vậy nên trình bày cụm như một cách phân nhóm để gợi ý, không khẳng định đó là ranh giới tự nhiên. Ngoài ra, seed 42 cho Silhouette 0.0638, cao hơn trung bình 0.0429 qua 10 seed, nên đừng dùng con số 0.0638 để nói rằng mô hình luôn đạt mức đó.</w:t>
       </w:r>
     </w:p>
     <w:p>
@@ -13683,7 +14453,7 @@
           <w:sz w:val="21"/>
           <w:szCs w:val="21"/>
         </w:rPr>
-        <w:t xml:space="preserve">Cột timestamp (thứ tự thời gian, xu hướng thay đổi khẩu vị), năm phát hành trong title, và thông tin ngoài dataset như diễn viên, đạo diễn, tag. Đây là các hướng mở rộng.</w:t>
+        <w:t xml:space="preserve">Cột timestamp (thứ tự thời gian, xu hướng thay đổi sở thích), năm phát hành trong title, và thông tin ngoài dataset như diễn viên, đạo diễn, tag. Đây là các hướng mở rộng.</w:t>
       </w:r>
     </w:p>
     <w:p>
@@ -14010,7 +14780,7 @@
         <w:sz w:val="16"/>
         <w:szCs w:val="16"/>
       </w:rPr>
-      <w:t xml:space="preserve">Gợi ý phim bằng phân cụm khẩu vị người dùng</w:t>
+      <w:t xml:space="preserve">Hệ thống gợi ý phim dựa trên phân cụm người dùng</w:t>
     </w:r>
   </w:p>
 </w:hdr>
